--- a/zhs/docx/073.content.docx
+++ b/zhs/docx/073.content.docx
@@ -232,90 +232,48 @@
         </w:rPr>
         <w:t>有时这些信息给予人们盼望和鼓励。 即使先知告诉人们他们</w:t>
       </w:r>
-      <w:hyperlink r:id="rId13">
-        <w:r>
-          <w:rPr>
-            <w:lang w:val="zh_CN" w:bidi="zh_CN"/>
-          </w:rPr>
-          <w:rPr>
-            <w:color w:val="0000EE"/>
-            <w:u w:val="single"/>
-          </w:rPr>
-          <w:t>犯罪</w:t>
-        </w:r>
-      </w:hyperlink>
+      <w:r>
+        <w:rPr>
+          <w:lang w:val="zh_CN" w:bidi="zh_CN"/>
+        </w:rPr>
+        <w:t>犯罪</w:t>
+      </w:r>
       <w:r>
         <w:rPr>
           <w:lang w:val="zh_CN" w:bidi="zh_CN"/>
         </w:rPr>
         <w:t>了，应该受到惩罚，他们也在告诉人们神会</w:t>
       </w:r>
-      <w:hyperlink r:id="rId14">
-        <w:r>
-          <w:rPr>
-            <w:lang w:val="zh_CN" w:bidi="zh_CN"/>
-          </w:rPr>
-          <w:rPr>
-            <w:color w:val="0000EE"/>
-            <w:u w:val="single"/>
-          </w:rPr>
-          <w:t>怜悯</w:t>
-        </w:r>
-      </w:hyperlink>
+      <w:r>
+        <w:rPr>
+          <w:lang w:val="zh_CN" w:bidi="zh_CN"/>
+        </w:rPr>
+        <w:t>怜悯</w:t>
+      </w:r>
       <w:r>
         <w:rPr>
           <w:lang w:val="zh_CN" w:bidi="zh_CN"/>
         </w:rPr>
         <w:t>他们，再次拯救他们。 先知给予人们的一个重要信息是，神会差遣一位特别的</w:t>
       </w:r>
-      <w:hyperlink r:id="rId15">
-        <w:r>
-          <w:rPr>
-            <w:lang w:val="zh_CN" w:bidi="zh_CN"/>
-          </w:rPr>
-          <w:rPr>
-            <w:color w:val="0000EE"/>
-            <w:u w:val="single"/>
-          </w:rPr>
-          <w:t>王</w:t>
-        </w:r>
-      </w:hyperlink>
-      <w:r>
-        <w:rPr>
-          <w:lang w:val="zh_CN" w:bidi="zh_CN"/>
-        </w:rPr>
-        <w:t>和</w:t>
-      </w:r>
-      <w:hyperlink r:id="rId16">
-        <w:r>
-          <w:rPr>
-            <w:lang w:val="zh_CN" w:bidi="zh_CN"/>
-          </w:rPr>
-          <w:rPr>
-            <w:color w:val="0000EE"/>
-            <w:u w:val="single"/>
-          </w:rPr>
-          <w:t>救主</w:t>
-        </w:r>
-      </w:hyperlink>
-      <w:r>
-        <w:rPr>
-          <w:lang w:val="zh_CN" w:bidi="zh_CN"/>
-        </w:rPr>
-        <w:t>来帮助他们。 这位特别的王和救主被称为</w:t>
-      </w:r>
-      <w:hyperlink r:id="rId17">
-        <w:r>
-          <w:rPr>
-            <w:lang w:val="zh_CN" w:bidi="zh_CN"/>
-          </w:rPr>
-          <w:rPr>
-            <w:color w:val="0000EE"/>
-            <w:u w:val="single"/>
-          </w:rPr>
-          <w:t>弥赛亚</w:t>
-        </w:r>
-      </w:hyperlink>
+      <w:r>
+        <w:rPr>
+          <w:lang w:val="zh_CN" w:bidi="zh_CN"/>
+        </w:rPr>
+        <w:t>王</w:t>
+      </w:r>
+      <w:r>
+        <w:rPr>
+          <w:lang w:val="zh_CN" w:bidi="zh_CN"/>
+        </w:rPr>
+        <w:t>和救主来帮助他们。 这位特别的王和救主被称为</w:t>
+      </w:r>
+      <w:r>
+        <w:rPr>
+          <w:lang w:val="zh_CN" w:bidi="zh_CN"/>
+        </w:rPr>
+        <w:t>弥赛亚</w:t>
+      </w:r>
       <w:r>
         <w:rPr>
           <w:lang w:val="zh_CN" w:bidi="zh_CN"/>
@@ -347,25 +305,7 @@
         <w:rPr>
           <w:lang w:val="zh_CN" w:bidi="zh_CN"/>
         </w:rPr>
-        <w:t>。 在耶稣出生前的数百年，先知们所说的关于弥赛亚的事，都在耶稣身上应验了。 例如，有一则预言说弥赛亚将出生在</w:t>
-      </w:r>
-      <w:hyperlink r:id="rId18">
-        <w:r>
-          <w:rPr>
-            <w:lang w:val="zh_CN" w:bidi="zh_CN"/>
-          </w:rPr>
-          <w:rPr>
-            <w:color w:val="0000EE"/>
-            <w:u w:val="single"/>
-          </w:rPr>
-          <w:t>伯利恒</w:t>
-        </w:r>
-      </w:hyperlink>
-      <w:r>
-        <w:rPr>
-          <w:lang w:val="zh_CN" w:bidi="zh_CN"/>
-        </w:rPr>
-        <w:t>，耶稣就出生在伯利恒。 也有一则预言说"神的仆人"会受很多苦，并会被人们拒绝。 耶稣曾受苦，并被人们拒绝。 还有更多的例子。 因此，我们说耶稣应验了旧约的预言。</w:t>
+        <w:t>。 在耶稣出生前的数百年，先知们所说的关于弥赛亚的事，都在耶稣身上应验了。 例如，有一则预言说弥赛亚将出生在伯利恒，耶稣就出生在伯利恒。 也有一则预言说"神的仆人"会受很多苦，并会被人们拒绝。 耶稣曾受苦，并被人们拒绝。 还有更多的例子。 因此，我们说耶稣应验了旧约的预言。</w:t>
       </w:r>
     </w:p>
     <w:p>
@@ -381,59 +321,17 @@
         </w:rPr>
         <w:t>先知以不同的方式将神的信息传递给人们。 有时先知会向人们讲一个</w:t>
       </w:r>
-      <w:hyperlink r:id="rId19">
-        <w:r>
-          <w:rPr>
-            <w:lang w:val="zh_CN" w:bidi="zh_CN"/>
-          </w:rPr>
-          <w:rPr>
-            <w:color w:val="0000EE"/>
-            <w:u w:val="single"/>
-          </w:rPr>
-          <w:t>比喻</w:t>
-        </w:r>
-      </w:hyperlink>
-      <w:r>
-        <w:rPr>
-          <w:lang w:val="zh_CN" w:bidi="zh_CN"/>
-        </w:rPr>
-        <w:t>，即一个具有特殊意义的故事。 有时先知会表演一些戏剧，以帮助人们理解信息。 例如，神告诉先知耶利米在脖子上挂着沉重的木</w:t>
-      </w:r>
-      <w:hyperlink r:id="rId20">
-        <w:r>
-          <w:rPr>
-            <w:lang w:val="zh_CN" w:bidi="zh_CN"/>
-          </w:rPr>
-          <w:rPr>
-            <w:color w:val="0000EE"/>
-            <w:u w:val="single"/>
-          </w:rPr>
-          <w:t>轭</w:t>
-        </w:r>
-      </w:hyperlink>
-      <w:r>
-        <w:rPr>
-          <w:lang w:val="zh_CN" w:bidi="zh_CN"/>
-        </w:rPr>
-        <w:t>，四处走动一阵子，木轭通常是用于控制在田间为人们劳作的动物的。 耶利米使用这个轭作为象征，告诉人们巴比伦人很快就会控制</w:t>
-      </w:r>
-      <w:hyperlink r:id="rId21">
-        <w:r>
-          <w:rPr>
-            <w:lang w:val="zh_CN" w:bidi="zh_CN"/>
-          </w:rPr>
-          <w:rPr>
-            <w:color w:val="0000EE"/>
-            <w:u w:val="single"/>
-          </w:rPr>
-          <w:t>以色列人</w:t>
-        </w:r>
-      </w:hyperlink>
-      <w:r>
-        <w:rPr>
-          <w:lang w:val="zh_CN" w:bidi="zh_CN"/>
-        </w:rPr>
-        <w:t>。 神告诉先知何西阿娶一个妓女，祂告诉先知以西结连续几个星期侧卧不动。 这些戏剧性的行动帮助人们看到当神传递这些信息时，祂是多么认真。</w:t>
+      <w:r>
+        <w:rPr>
+          <w:lang w:val="zh_CN" w:bidi="zh_CN"/>
+        </w:rPr>
+        <w:t>比喻</w:t>
+      </w:r>
+      <w:r>
+        <w:rPr>
+          <w:lang w:val="zh_CN" w:bidi="zh_CN"/>
+        </w:rPr>
+        <w:t>，即一个具有特殊意义的故事。 有时先知会表演一些戏剧，以帮助人们理解信息。 例如，神告诉先知耶利米在脖子上挂着沉重的木轭，四处走动一阵子，木轭通常是用于控制在田间为人们劳作的动物的。 耶利米使用这个轭作为象征，告诉人们巴比伦人很快就会控制以色列人。 神告诉先知何西阿娶一个妓女，祂告诉先知以西结连续几个星期侧卧不动。 这些戏剧性的行动帮助人们看到当神传递这些信息时，祂是多么认真。</w:t>
       </w:r>
     </w:p>
     <w:p>
@@ -449,41 +347,17 @@
         </w:rPr>
         <w:t>神通过</w:t>
       </w:r>
-      <w:hyperlink r:id="rId22">
-        <w:r>
-          <w:rPr>
-            <w:lang w:val="zh_CN" w:bidi="zh_CN"/>
-          </w:rPr>
-          <w:rPr>
-            <w:color w:val="0000EE"/>
-            <w:u w:val="single"/>
-          </w:rPr>
-          <w:t>圣灵</w:t>
-        </w:r>
-      </w:hyperlink>
-      <w:r>
-        <w:rPr>
-          <w:lang w:val="zh_CN" w:bidi="zh_CN"/>
-        </w:rPr>
-        <w:t>的大能将祂的信息赐给先知们。 我们不确切知道这是如何运作的。 有时，先知会做梦或见到</w:t>
-      </w:r>
-      <w:hyperlink r:id="rId23">
-        <w:r>
-          <w:rPr>
-            <w:lang w:val="zh_CN" w:bidi="zh_CN"/>
-          </w:rPr>
-          <w:rPr>
-            <w:color w:val="0000EE"/>
-            <w:u w:val="single"/>
-          </w:rPr>
-          <w:t>异象</w:t>
-        </w:r>
-      </w:hyperlink>
-      <w:r>
-        <w:rPr>
-          <w:lang w:val="zh_CN" w:bidi="zh_CN"/>
-        </w:rPr>
-        <w:t>。 也许有时神赐给先知一个特别的启示，然后先知知道有些事情是真的。 也许神有时会向先知说话。 无论哪种方式，先知随后可能使用他自己的话语和创造力将这个信息或来自神的启示传递给百姓。</w:t>
+      <w:r>
+        <w:rPr>
+          <w:lang w:val="zh_CN" w:bidi="zh_CN"/>
+        </w:rPr>
+        <w:t>圣灵</w:t>
+      </w:r>
+      <w:r>
+        <w:rPr>
+          <w:lang w:val="zh_CN" w:bidi="zh_CN"/>
+        </w:rPr>
+        <w:t>的大能将祂的信息赐给先知们。 我们不确切知道这是如何运作的。 有时，先知会做梦或见到异象。 也许有时神赐给先知一个特别的启示，然后先知知道有些事情是真的。 也许神有时会向先知说话。 无论哪种方式，先知随后可能使用他自己的话语和创造力将这个信息或来自神的启示传递给百姓。</w:t>
       </w:r>
     </w:p>
     <w:p>
@@ -499,36 +373,24 @@
         </w:rPr>
         <w:t>先知们经常写下这些信息，或者其他人为他们写下这些话。 旧约中的许多书卷是神通过先知赐给人们的信息。 这就是为什么</w:t>
       </w:r>
-      <w:hyperlink r:id="rId24">
-        <w:r>
-          <w:rPr>
-            <w:lang w:val="zh_CN" w:bidi="zh_CN"/>
-          </w:rPr>
-          <w:rPr>
-            <w:color w:val="0000EE"/>
-            <w:u w:val="single"/>
-          </w:rPr>
-          <w:t>犹太人</w:t>
-        </w:r>
-      </w:hyperlink>
+      <w:r>
+        <w:rPr>
+          <w:lang w:val="zh_CN" w:bidi="zh_CN"/>
+        </w:rPr>
+        <w:t>犹太人</w:t>
+      </w:r>
       <w:r>
         <w:rPr>
           <w:lang w:val="zh_CN" w:bidi="zh_CN"/>
         </w:rPr>
         <w:t>经常使用"先知"或"律法和先知"这个词来指代圣经中我们现在称之为旧约的部分。 "</w:t>
       </w:r>
-      <w:hyperlink r:id="rId25">
-        <w:r>
-          <w:rPr>
-            <w:lang w:val="zh_CN" w:bidi="zh_CN"/>
-          </w:rPr>
-          <w:rPr>
-            <w:color w:val="0000EE"/>
-            <w:u w:val="single"/>
-          </w:rPr>
-          <w:t>律法</w:t>
-        </w:r>
-      </w:hyperlink>
+      <w:r>
+        <w:rPr>
+          <w:lang w:val="zh_CN" w:bidi="zh_CN"/>
+        </w:rPr>
+        <w:t>律法</w:t>
+      </w:r>
       <w:r>
         <w:rPr>
           <w:lang w:val="zh_CN" w:bidi="zh_CN"/>
@@ -627,25 +489,7 @@
         <w:rPr>
           <w:lang w:val="zh_CN" w:bidi="zh_CN"/>
         </w:rPr>
-        <w:t>在旧约中，我们有时会听到一群先知。 这些先知与我们到目前为止所提到的先知略有不同。 这些其它类型的先知会遵循某种仪式，例如听某人演奏乐器，然后他们会进入催眠状态。 这意味着他们不是完全清醒，也不是完全睡着了。 在这种状态下，神有时会赐给他们一些特别的启示。 当人们想知道该做什么时，他们有时会去找这样的先知，然后先知会尝试进入这种催眠状态，希望从神那里得到关于这个人必须做什么的信息。 陷入这种催眠状态的人也可以开始赞美和</w:t>
-      </w:r>
-      <w:hyperlink r:id="rId26">
-        <w:r>
-          <w:rPr>
-            <w:lang w:val="zh_CN" w:bidi="zh_CN"/>
-          </w:rPr>
-          <w:rPr>
-            <w:color w:val="0000EE"/>
-            <w:u w:val="single"/>
-          </w:rPr>
-          <w:t>敬拜</w:t>
-        </w:r>
-      </w:hyperlink>
-      <w:r>
-        <w:rPr>
-          <w:lang w:val="zh_CN" w:bidi="zh_CN"/>
-        </w:rPr>
-        <w:t>神。</w:t>
+        <w:t>在旧约中，我们有时会听到一群先知。 这些先知与我们到目前为止所提到的先知略有不同。 这些其它类型的先知会遵循某种仪式，例如听某人演奏乐器，然后他们会进入催眠状态。 这意味着他们不是完全清醒，也不是完全睡着了。 在这种状态下，神有时会赐给他们一些特别的启示。 当人们想知道该做什么时，他们有时会去找这样的先知，然后先知会尝试进入这种催眠状态，希望从神那里得到关于这个人必须做什么的信息。 陷入这种催眠状态的人也可以开始赞美和敬拜神。</w:t>
       </w:r>
     </w:p>
     <w:p>
@@ -661,41 +505,17 @@
         </w:rPr>
         <w:t>在新约中，保罗教导我们，</w:t>
       </w:r>
-      <w:hyperlink r:id="rId22">
-        <w:r>
-          <w:rPr>
-            <w:lang w:val="zh_CN" w:bidi="zh_CN"/>
-          </w:rPr>
-          <w:rPr>
-            <w:color w:val="0000EE"/>
-            <w:u w:val="single"/>
-          </w:rPr>
-          <w:t>圣灵</w:t>
-        </w:r>
-      </w:hyperlink>
-      <w:r>
-        <w:rPr>
-          <w:lang w:val="zh_CN" w:bidi="zh_CN"/>
-        </w:rPr>
-        <w:t>赐给一些人说预言的能力。 通过圣灵，神可以赐给这些</w:t>
-      </w:r>
-      <w:hyperlink r:id="rId27">
-        <w:r>
-          <w:rPr>
-            <w:lang w:val="zh_CN" w:bidi="zh_CN"/>
-          </w:rPr>
-          <w:rPr>
-            <w:color w:val="0000EE"/>
-            <w:u w:val="single"/>
-          </w:rPr>
-          <w:t>信徒</w:t>
-        </w:r>
-      </w:hyperlink>
-      <w:r>
-        <w:rPr>
-          <w:lang w:val="zh_CN" w:bidi="zh_CN"/>
-        </w:rPr>
-        <w:t>一些特别的知识或见解，这是为了教会的益处。 保罗称之为说预言的恩赐。 不是每个信徒都有这个恩赐，因为圣灵将不同的恩赐赐给不同的人。</w:t>
+      <w:r>
+        <w:rPr>
+          <w:lang w:val="zh_CN" w:bidi="zh_CN"/>
+        </w:rPr>
+        <w:t>圣灵</w:t>
+      </w:r>
+      <w:r>
+        <w:rPr>
+          <w:lang w:val="zh_CN" w:bidi="zh_CN"/>
+        </w:rPr>
+        <w:t>赐给一些人说预言的能力。 通过圣灵，神可以赐给这些信徒一些特别的知识或见解，这是为了教会的益处。 保罗称之为说预言的恩赐。 不是每个信徒都有这个恩赐，因为圣灵将不同的恩赐赐给不同的人。</w:t>
       </w:r>
     </w:p>
     <w:p>
@@ -740,18 +560,12 @@
         </w:rPr>
         <w:t>小心不要让人们混淆你为</w:t>
       </w:r>
-      <w:hyperlink r:id="rId28">
-        <w:r>
-          <w:rPr>
-            <w:lang w:val="zh_CN" w:bidi="zh_CN"/>
-          </w:rPr>
-          <w:rPr>
-            <w:color w:val="0000EE"/>
-            <w:u w:val="single"/>
-          </w:rPr>
-          <w:t>天使</w:t>
-        </w:r>
-      </w:hyperlink>
+      <w:r>
+        <w:rPr>
+          <w:lang w:val="zh_CN" w:bidi="zh_CN"/>
+        </w:rPr>
+        <w:t>天使</w:t>
+      </w:r>
       <w:r>
         <w:rPr>
           <w:lang w:val="zh_CN" w:bidi="zh_CN"/>
@@ -853,7 +667,7 @@
           <w:lang w:val="zh_CN" w:bidi="zh_CN"/>
         </w:rPr>
       </w:r>
-      <w:hyperlink r:id="rId29">
+      <w:hyperlink r:id="rId13">
         <w:r>
           <w:rPr>
             <w:lang w:val="zh_CN" w:bidi="zh_CN"/>
@@ -924,74 +738,14 @@
         <w:rPr>
           <w:lang w:val="zh_CN" w:bidi="zh_CN"/>
         </w:rPr>
-        <w:t>是献给神礼物。 人们经常把礼物放在一个用土或大石头制成的平台上，这个平台被称为</w:t>
-      </w:r>
-      <w:hyperlink r:id="rId30">
-        <w:r>
-          <w:rPr>
-            <w:lang w:val="zh_CN" w:bidi="zh_CN"/>
-          </w:rPr>
-          <w:rPr>
-            <w:color w:val="0000EE"/>
-            <w:u w:val="single"/>
-          </w:rPr>
-          <w:t>祭坛</w:t>
-        </w:r>
-      </w:hyperlink>
-      <w:r>
-        <w:rPr>
-          <w:lang w:val="zh_CN" w:bidi="zh_CN"/>
-        </w:rPr>
-        <w:t>。 献祭的目的可能是人们想要为某事感谢神、</w:t>
-      </w:r>
-      <w:hyperlink r:id="rId26">
-        <w:r>
-          <w:rPr>
-            <w:lang w:val="zh_CN" w:bidi="zh_CN"/>
-          </w:rPr>
-          <w:rPr>
-            <w:color w:val="0000EE"/>
-            <w:u w:val="single"/>
-          </w:rPr>
-          <w:t>敬拜</w:t>
-        </w:r>
-      </w:hyperlink>
-      <w:r>
-        <w:rPr>
-          <w:lang w:val="zh_CN" w:bidi="zh_CN"/>
-        </w:rPr>
-        <w:t>神、坚定他们与神的</w:t>
-      </w:r>
-      <w:hyperlink r:id="rId31">
-        <w:r>
-          <w:rPr>
-            <w:lang w:val="zh_CN" w:bidi="zh_CN"/>
-          </w:rPr>
-          <w:rPr>
-            <w:color w:val="0000EE"/>
-            <w:u w:val="single"/>
-          </w:rPr>
-          <w:t>关系</w:t>
-        </w:r>
-      </w:hyperlink>
-      <w:r>
-        <w:rPr>
-          <w:lang w:val="zh_CN" w:bidi="zh_CN"/>
-        </w:rPr>
-        <w:t>，或者为他们所做错的事寻求</w:t>
-      </w:r>
-      <w:hyperlink r:id="rId32">
-        <w:r>
-          <w:rPr>
-            <w:lang w:val="zh_CN" w:bidi="zh_CN"/>
-          </w:rPr>
-          <w:rPr>
-            <w:color w:val="0000EE"/>
-            <w:u w:val="single"/>
-          </w:rPr>
-          <w:t>饶恕</w:t>
-        </w:r>
-      </w:hyperlink>
+        <w:t>是献给神礼物。 人们经常把礼物放在一个用土或大石头制成的平台上，这个平台被称为祭坛。 献祭的目的可能是人们想要为某事感谢神、敬拜神、坚定他们与神的关系，或者为他们所做错的事寻求</w:t>
+      </w:r>
+      <w:r>
+        <w:rPr>
+          <w:lang w:val="zh_CN" w:bidi="zh_CN"/>
+        </w:rPr>
+        <w:t>饶恕</w:t>
+      </w:r>
       <w:r>
         <w:rPr>
           <w:lang w:val="zh_CN" w:bidi="zh_CN"/>
@@ -1010,110 +764,50 @@
         <w:rPr>
           <w:lang w:val="zh_CN" w:bidi="zh_CN"/>
         </w:rPr>
-        <w:t>在旧约的一开始，有几个关于人向神献祭的故事：该隐与亚伯、挪亚和</w:t>
-      </w:r>
-      <w:hyperlink r:id="rId33">
-        <w:r>
-          <w:rPr>
-            <w:lang w:val="zh_CN" w:bidi="zh_CN"/>
-          </w:rPr>
-          <w:rPr>
-            <w:color w:val="0000EE"/>
-            <w:u w:val="single"/>
-          </w:rPr>
-          <w:t>亚伯拉罕</w:t>
-        </w:r>
-      </w:hyperlink>
-      <w:r>
-        <w:rPr>
-          <w:lang w:val="zh_CN" w:bidi="zh_CN"/>
-        </w:rPr>
-        <w:t>。 后来，当神藉著摩西将</w:t>
-      </w:r>
-      <w:hyperlink r:id="rId25">
-        <w:r>
-          <w:rPr>
-            <w:lang w:val="zh_CN" w:bidi="zh_CN"/>
-          </w:rPr>
-          <w:rPr>
-            <w:color w:val="0000EE"/>
-            <w:u w:val="single"/>
-          </w:rPr>
-          <w:t>律法</w:t>
-        </w:r>
-      </w:hyperlink>
-      <w:r>
-        <w:rPr>
-          <w:lang w:val="zh_CN" w:bidi="zh_CN"/>
-        </w:rPr>
-        <w:t>赐给</w:t>
-      </w:r>
-      <w:hyperlink r:id="rId21">
-        <w:r>
-          <w:rPr>
-            <w:lang w:val="zh_CN" w:bidi="zh_CN"/>
-          </w:rPr>
-          <w:rPr>
-            <w:color w:val="0000EE"/>
-            <w:u w:val="single"/>
-          </w:rPr>
-          <w:t>以色列人</w:t>
-        </w:r>
-      </w:hyperlink>
-      <w:r>
-        <w:rPr>
-          <w:lang w:val="zh_CN" w:bidi="zh_CN"/>
-        </w:rPr>
-        <w:t>时，神指示人们如何献祭。 人们不能随意献祭给神：他们必须把祭物带到</w:t>
-      </w:r>
-      <w:hyperlink r:id="rId34">
-        <w:r>
-          <w:rPr>
-            <w:lang w:val="zh_CN" w:bidi="zh_CN"/>
-          </w:rPr>
-          <w:rPr>
-            <w:color w:val="0000EE"/>
-            <w:u w:val="single"/>
-          </w:rPr>
-          <w:t>会幕</w:t>
-        </w:r>
-      </w:hyperlink>
+        <w:t>在旧约的一开始，有几个关于人向神献祭的故事：该隐与亚伯、挪亚和亚伯拉罕。 后来，当神藉著摩西将</w:t>
+      </w:r>
+      <w:r>
+        <w:rPr>
+          <w:lang w:val="zh_CN" w:bidi="zh_CN"/>
+        </w:rPr>
+        <w:t>律法</w:t>
+      </w:r>
+      <w:r>
+        <w:rPr>
+          <w:lang w:val="zh_CN" w:bidi="zh_CN"/>
+        </w:rPr>
+        <w:t>赐给以色列人时，神指示人们如何献祭。 人们不能随意献祭给神：他们必须把祭物带到</w:t>
+      </w:r>
+      <w:r>
+        <w:rPr>
+          <w:lang w:val="zh_CN" w:bidi="zh_CN"/>
+        </w:rPr>
+        <w:t>会幕</w:t>
+      </w:r>
       <w:r>
         <w:rPr>
           <w:lang w:val="zh_CN" w:bidi="zh_CN"/>
         </w:rPr>
         <w:t>，后来是带到</w:t>
       </w:r>
-      <w:hyperlink r:id="rId35">
-        <w:r>
-          <w:rPr>
-            <w:lang w:val="zh_CN" w:bidi="zh_CN"/>
-          </w:rPr>
-          <w:rPr>
-            <w:color w:val="0000EE"/>
-            <w:u w:val="single"/>
-          </w:rPr>
-          <w:t>圣殿</w:t>
-        </w:r>
-      </w:hyperlink>
+      <w:r>
+        <w:rPr>
+          <w:lang w:val="zh_CN" w:bidi="zh_CN"/>
+        </w:rPr>
+        <w:t>圣殿</w:t>
+      </w:r>
       <w:r>
         <w:rPr>
           <w:lang w:val="zh_CN" w:bidi="zh_CN"/>
         </w:rPr>
         <w:t>。 会幕是以色列人敬拜神的地方。 以色列人在</w:t>
       </w:r>
-      <w:hyperlink r:id="rId36">
-        <w:r>
-          <w:rPr>
-            <w:lang w:val="zh_CN" w:bidi="zh_CN"/>
-          </w:rPr>
-          <w:rPr>
-            <w:color w:val="0000EE"/>
-            <w:u w:val="single"/>
-          </w:rPr>
-          <w:t>旷野</w:t>
-        </w:r>
-      </w:hyperlink>
+      <w:r>
+        <w:rPr>
+          <w:lang w:val="zh_CN" w:bidi="zh_CN"/>
+        </w:rPr>
+        <w:t>旷野</w:t>
+      </w:r>
       <w:r>
         <w:rPr>
           <w:lang w:val="zh_CN" w:bidi="zh_CN"/>
@@ -1134,90 +828,60 @@
         </w:rPr>
         <w:t>在会幕中，以及后来的圣殿中，</w:t>
       </w:r>
-      <w:hyperlink r:id="rId37">
-        <w:r>
-          <w:rPr>
-            <w:lang w:val="zh_CN" w:bidi="zh_CN"/>
-          </w:rPr>
-          <w:rPr>
-            <w:color w:val="0000EE"/>
-            <w:u w:val="single"/>
-          </w:rPr>
-          <w:t>祭司</w:t>
-        </w:r>
-      </w:hyperlink>
+      <w:r>
+        <w:rPr>
+          <w:lang w:val="zh_CN" w:bidi="zh_CN"/>
+        </w:rPr>
+        <w:t>祭司</w:t>
+      </w:r>
       <w:r>
         <w:rPr>
           <w:lang w:val="zh_CN" w:bidi="zh_CN"/>
         </w:rPr>
         <w:t>是特别的人，是神任命的，代表百姓献祭。 祭司每天都要</w:t>
       </w:r>
-      <w:hyperlink r:id="rId38">
-        <w:r>
-          <w:rPr>
-            <w:lang w:val="zh_CN" w:bidi="zh_CN"/>
-          </w:rPr>
-          <w:rPr>
-            <w:color w:val="0000EE"/>
-            <w:u w:val="single"/>
-          </w:rPr>
-          <w:t>献祭</w:t>
-        </w:r>
-      </w:hyperlink>
+      <w:r>
+        <w:rPr>
+          <w:lang w:val="zh_CN" w:bidi="zh_CN"/>
+        </w:rPr>
+        <w:t>献祭</w:t>
+      </w:r>
       <w:r>
         <w:rPr>
           <w:lang w:val="zh_CN" w:bidi="zh_CN"/>
         </w:rPr>
         <w:t>，也会为节期和仪式特别地献祭。 人们也可以自愿带祭物来。 献祭在敬拜神的过程中非常重要。 因为神是</w:t>
       </w:r>
-      <w:hyperlink r:id="rId39">
-        <w:r>
-          <w:rPr>
-            <w:lang w:val="zh_CN" w:bidi="zh_CN"/>
-          </w:rPr>
-          <w:rPr>
-            <w:color w:val="0000EE"/>
-            <w:u w:val="single"/>
-          </w:rPr>
-          <w:t>圣洁</w:t>
-        </w:r>
-      </w:hyperlink>
+      <w:r>
+        <w:rPr>
+          <w:lang w:val="zh_CN" w:bidi="zh_CN"/>
+        </w:rPr>
+        <w:t>圣洁</w:t>
+      </w:r>
       <w:r>
         <w:rPr>
           <w:lang w:val="zh_CN" w:bidi="zh_CN"/>
         </w:rPr>
         <w:t>的，而人是</w:t>
       </w:r>
-      <w:hyperlink r:id="rId13">
-        <w:r>
-          <w:rPr>
-            <w:lang w:val="zh_CN" w:bidi="zh_CN"/>
-          </w:rPr>
-          <w:rPr>
-            <w:color w:val="0000EE"/>
-            <w:u w:val="single"/>
-          </w:rPr>
-          <w:t>有罪的</w:t>
-        </w:r>
-      </w:hyperlink>
+      <w:r>
+        <w:rPr>
+          <w:lang w:val="zh_CN" w:bidi="zh_CN"/>
+        </w:rPr>
+        <w:t>有罪的</w:t>
+      </w:r>
       <w:r>
         <w:rPr>
           <w:lang w:val="zh_CN" w:bidi="zh_CN"/>
         </w:rPr>
         <w:t xml:space="preserve"> 你不能来到神的面前。 人们的罪需要被"洁净"。 只有那些在礼仪中已被洁净的</w:t>
       </w:r>
-      <w:hyperlink r:id="rId40">
-        <w:r>
-          <w:rPr>
-            <w:lang w:val="zh_CN" w:bidi="zh_CN"/>
-          </w:rPr>
-          <w:rPr>
-            <w:color w:val="0000EE"/>
-            <w:u w:val="single"/>
-          </w:rPr>
-          <w:t>洁净</w:t>
-        </w:r>
-      </w:hyperlink>
+      <w:r>
+        <w:rPr>
+          <w:lang w:val="zh_CN" w:bidi="zh_CN"/>
+        </w:rPr>
+        <w:t>洁净</w:t>
+      </w:r>
       <w:r>
         <w:rPr>
           <w:lang w:val="zh_CN" w:bidi="zh_CN"/>
@@ -1238,72 +902,48 @@
         </w:rPr>
         <w:t>耶稣回到</w:t>
       </w:r>
-      <w:hyperlink r:id="rId41">
-        <w:r>
-          <w:rPr>
-            <w:lang w:val="zh_CN" w:bidi="zh_CN"/>
-          </w:rPr>
-          <w:rPr>
-            <w:color w:val="0000EE"/>
-            <w:u w:val="single"/>
-          </w:rPr>
-          <w:t>天上</w:t>
-        </w:r>
-      </w:hyperlink>
+      <w:r>
+        <w:rPr>
+          <w:lang w:val="zh_CN" w:bidi="zh_CN"/>
+        </w:rPr>
+        <w:t>天上</w:t>
+      </w:r>
       <w:r>
         <w:rPr>
           <w:lang w:val="zh_CN" w:bidi="zh_CN"/>
         </w:rPr>
         <w:t>大约四十年后，罗马人彻底摧毁了</w:t>
       </w:r>
-      <w:hyperlink r:id="rId42">
-        <w:r>
-          <w:rPr>
-            <w:lang w:val="zh_CN" w:bidi="zh_CN"/>
-          </w:rPr>
-          <w:rPr>
-            <w:color w:val="0000EE"/>
-            <w:u w:val="single"/>
-          </w:rPr>
-          <w:t>耶路撒冷</w:t>
-        </w:r>
-      </w:hyperlink>
+      <w:r>
+        <w:rPr>
+          <w:lang w:val="zh_CN" w:bidi="zh_CN"/>
+        </w:rPr>
+        <w:t>耶路撒冷</w:t>
+      </w:r>
       <w:r>
         <w:rPr>
           <w:lang w:val="zh_CN" w:bidi="zh_CN"/>
         </w:rPr>
         <w:t>的</w:t>
       </w:r>
-      <w:hyperlink r:id="rId35">
-        <w:r>
-          <w:rPr>
-            <w:lang w:val="zh_CN" w:bidi="zh_CN"/>
-          </w:rPr>
-          <w:rPr>
-            <w:color w:val="0000EE"/>
-            <w:u w:val="single"/>
-          </w:rPr>
-          <w:t>圣殿</w:t>
-        </w:r>
-      </w:hyperlink>
+      <w:r>
+        <w:rPr>
+          <w:lang w:val="zh_CN" w:bidi="zh_CN"/>
+        </w:rPr>
+        <w:t>圣殿</w:t>
+      </w:r>
       <w:r>
         <w:rPr>
           <w:lang w:val="zh_CN" w:bidi="zh_CN"/>
         </w:rPr>
         <w:t>。 从那时候起，</w:t>
       </w:r>
-      <w:hyperlink r:id="rId24">
-        <w:r>
-          <w:rPr>
-            <w:lang w:val="zh_CN" w:bidi="zh_CN"/>
-          </w:rPr>
-          <w:rPr>
-            <w:color w:val="0000EE"/>
-            <w:u w:val="single"/>
-          </w:rPr>
-          <w:t>犹太人</w:t>
-        </w:r>
-      </w:hyperlink>
+      <w:r>
+        <w:rPr>
+          <w:lang w:val="zh_CN" w:bidi="zh_CN"/>
+        </w:rPr>
+        <w:t>犹太人</w:t>
+      </w:r>
       <w:r>
         <w:rPr>
           <w:lang w:val="zh_CN" w:bidi="zh_CN"/>
@@ -1363,7 +1003,7 @@
           <w:lang w:val="zh_CN" w:bidi="zh_CN"/>
         </w:rPr>
       </w:r>
-      <w:hyperlink r:id="rId29">
+      <w:hyperlink r:id="rId13">
         <w:r>
           <w:rPr>
             <w:lang w:val="zh_CN" w:bidi="zh_CN"/>

--- a/zhs/docx/073.content.docx
+++ b/zhs/docx/073.content.docx
@@ -641,23 +641,12 @@
         <w:rPr>
           <w:lang w:val="zh_CN" w:bidi="zh_CN"/>
         </w:rPr>
-        <w:t>先知</w:t>
-      </w:r>
-      <w:r>
-        <w:rPr>
-          <w:lang w:val="zh_CN" w:bidi="zh_CN"/>
-        </w:rPr>
-      </w:r>
-    </w:p>
-    <w:p>
-      <w:pPr>
-        <w:pStyle w:val="Heading4"/>
-      </w:pPr>
-      <w:r>
-        <w:rPr>
-          <w:lang w:val="zh_CN" w:bidi="zh_CN"/>
-        </w:rPr>
-        <w:t>Audio Content</w:t>
+        <w:t>献祭</w:t>
+      </w:r>
+      <w:r>
+        <w:rPr>
+          <w:lang w:val="zh_CN" w:bidi="zh_CN"/>
+        </w:rPr>
       </w:r>
     </w:p>
     <w:p>
@@ -667,33 +656,30 @@
           <w:lang w:val="zh_CN" w:bidi="zh_CN"/>
         </w:rPr>
       </w:r>
-      <w:hyperlink r:id="rId13">
-        <w:r>
-          <w:rPr>
-            <w:lang w:val="zh_CN" w:bidi="zh_CN"/>
-          </w:rPr>
-          <w:rPr>
-            <w:color w:val="0000EE"/>
-            <w:u w:val="single"/>
-          </w:rPr>
-          <w:t>mp3 file</w:t>
-        </w:r>
-      </w:hyperlink>
-      <w:r>
-        <w:rPr>
-          <w:lang w:val="zh_CN" w:bidi="zh_CN"/>
-        </w:rPr>
-        <w:t xml:space="preserve"> (None KB)</w:t>
-      </w:r>
-      <w:r>
-        <w:rPr>
-          <w:lang w:val="zh_CN" w:bidi="zh_CN"/>
-        </w:rPr>
-      </w:r>
-      <w:r>
-        <w:rPr>
-          <w:lang w:val="zh_CN" w:bidi="zh_CN"/>
-        </w:rPr>
+      <w:r>
+        <w:rPr>
+          <w:b/>
+          <w:lang w:val="zh_CN" w:bidi="zh_CN"/>
+        </w:rPr>
+        <w:t>献祭</w:t>
+      </w:r>
+      <w:r>
+        <w:rPr>
+          <w:lang w:val="zh_CN" w:bidi="zh_CN"/>
+        </w:rPr>
+        <w:t>是献给神礼物。 人们经常把礼物放在一个用土或大石头制成的平台上，这个平台被称为祭坛。 献祭的目的可能是人们想要为某事感谢神、敬拜神、坚定他们与神的关系，或者为他们所做错的事寻求</w:t>
+      </w:r>
+      <w:r>
+        <w:rPr>
+          <w:lang w:val="zh_CN" w:bidi="zh_CN"/>
+        </w:rPr>
+        <w:t>饶恕</w:t>
+      </w:r>
+      <w:r>
+        <w:rPr>
+          <w:lang w:val="zh_CN" w:bidi="zh_CN"/>
+        </w:rPr>
+        <w:t>。 献祭可能也会杀死一只动物，然后放在祭坛上燃烧。 但礼物也可以是食品、油或有香味的香料。</w:t>
       </w:r>
     </w:p>
     <w:p>
@@ -703,21 +689,59 @@
           <w:lang w:val="zh_CN" w:bidi="zh_CN"/>
         </w:rPr>
       </w:r>
-    </w:p>
-    <w:p>
-      <w:pPr>
-        <w:pStyle w:val="Heading2"/>
-      </w:pPr>
-      <w:r>
-        <w:rPr>
-          <w:lang w:val="zh_CN" w:bidi="zh_CN"/>
-        </w:rPr>
-        <w:t>献祭</w:t>
-      </w:r>
-      <w:r>
-        <w:rPr>
-          <w:lang w:val="zh_CN" w:bidi="zh_CN"/>
-        </w:rPr>
+      <w:r>
+        <w:rPr>
+          <w:lang w:val="zh_CN" w:bidi="zh_CN"/>
+        </w:rPr>
+        <w:t>在旧约的一开始，有几个关于人向神献祭的故事：该隐与亚伯、挪亚和亚伯拉罕。 后来，当神藉著摩西将</w:t>
+      </w:r>
+      <w:r>
+        <w:rPr>
+          <w:lang w:val="zh_CN" w:bidi="zh_CN"/>
+        </w:rPr>
+        <w:t>律法</w:t>
+      </w:r>
+      <w:r>
+        <w:rPr>
+          <w:lang w:val="zh_CN" w:bidi="zh_CN"/>
+        </w:rPr>
+        <w:t>赐给以色列人时，神指示人们如何献祭。 人们不能随意献祭给神：他们必须把祭物带到</w:t>
+      </w:r>
+      <w:r>
+        <w:rPr>
+          <w:lang w:val="zh_CN" w:bidi="zh_CN"/>
+        </w:rPr>
+        <w:t>会幕</w:t>
+      </w:r>
+      <w:r>
+        <w:rPr>
+          <w:lang w:val="zh_CN" w:bidi="zh_CN"/>
+        </w:rPr>
+        <w:t>，后来是带到</w:t>
+      </w:r>
+      <w:r>
+        <w:rPr>
+          <w:lang w:val="zh_CN" w:bidi="zh_CN"/>
+        </w:rPr>
+        <w:t>圣殿</w:t>
+      </w:r>
+      <w:r>
+        <w:rPr>
+          <w:lang w:val="zh_CN" w:bidi="zh_CN"/>
+        </w:rPr>
+        <w:t>。 会幕是以色列人敬拜神的地方。 以色列人在</w:t>
+      </w:r>
+      <w:r>
+        <w:rPr>
+          <w:lang w:val="zh_CN" w:bidi="zh_CN"/>
+        </w:rPr>
+        <w:t>旷野</w:t>
+      </w:r>
+      <w:r>
+        <w:rPr>
+          <w:lang w:val="zh_CN" w:bidi="zh_CN"/>
+        </w:rPr>
+        <w:t>旅行会携带的一顶帐篷。 后来，当以色列人在自己的国家定居时，他们用一座建筑物取代了会幕，称为圣殿。</w:t>
       </w:r>
     </w:p>
     <w:p>
@@ -729,7 +753,24 @@
       </w:r>
       <w:r>
         <w:rPr>
-          <w:b/>
+          <w:lang w:val="zh_CN" w:bidi="zh_CN"/>
+        </w:rPr>
+        <w:t>在会幕中，以及后来的圣殿中，</w:t>
+      </w:r>
+      <w:r>
+        <w:rPr>
+          <w:lang w:val="zh_CN" w:bidi="zh_CN"/>
+        </w:rPr>
+        <w:t>祭司</w:t>
+      </w:r>
+      <w:r>
+        <w:rPr>
+          <w:lang w:val="zh_CN" w:bidi="zh_CN"/>
+        </w:rPr>
+        <w:t>是特别的人，是神任命的，代表百姓献祭。 祭司每天都要</w:t>
+      </w:r>
+      <w:r>
+        <w:rPr>
           <w:lang w:val="zh_CN" w:bidi="zh_CN"/>
         </w:rPr>
         <w:t>献祭</w:t>
@@ -738,19 +779,43 @@
         <w:rPr>
           <w:lang w:val="zh_CN" w:bidi="zh_CN"/>
         </w:rPr>
-        <w:t>是献给神礼物。 人们经常把礼物放在一个用土或大石头制成的平台上，这个平台被称为祭坛。 献祭的目的可能是人们想要为某事感谢神、敬拜神、坚定他们与神的关系，或者为他们所做错的事寻求</w:t>
-      </w:r>
-      <w:r>
-        <w:rPr>
-          <w:lang w:val="zh_CN" w:bidi="zh_CN"/>
-        </w:rPr>
-        <w:t>饶恕</w:t>
-      </w:r>
-      <w:r>
-        <w:rPr>
-          <w:lang w:val="zh_CN" w:bidi="zh_CN"/>
-        </w:rPr>
-        <w:t>。 献祭可能也会杀死一只动物，然后放在祭坛上燃烧。 但礼物也可以是食品、油或有香味的香料。</w:t>
+        <w:t>，也会为节期和仪式特别地献祭。 人们也可以自愿带祭物来。 献祭在敬拜神的过程中非常重要。 因为神是</w:t>
+      </w:r>
+      <w:r>
+        <w:rPr>
+          <w:lang w:val="zh_CN" w:bidi="zh_CN"/>
+        </w:rPr>
+        <w:t>圣洁</w:t>
+      </w:r>
+      <w:r>
+        <w:rPr>
+          <w:lang w:val="zh_CN" w:bidi="zh_CN"/>
+        </w:rPr>
+        <w:t>的，而人是</w:t>
+      </w:r>
+      <w:r>
+        <w:rPr>
+          <w:lang w:val="zh_CN" w:bidi="zh_CN"/>
+        </w:rPr>
+        <w:t>有罪的</w:t>
+      </w:r>
+      <w:r>
+        <w:rPr>
+          <w:lang w:val="zh_CN" w:bidi="zh_CN"/>
+        </w:rPr>
+        <w:t xml:space="preserve"> 你不能来到神的面前。 人们的罪需要被"洁净"。 只有那些在礼仪中已被洁净的</w:t>
+      </w:r>
+      <w:r>
+        <w:rPr>
+          <w:lang w:val="zh_CN" w:bidi="zh_CN"/>
+        </w:rPr>
+        <w:t>洁净</w:t>
+      </w:r>
+      <w:r>
+        <w:rPr>
+          <w:lang w:val="zh_CN" w:bidi="zh_CN"/>
+        </w:rPr>
+        <w:t>人才能来到神面前。 献祭帮助人们称为洁净，使人能够来到神面前。 但是，神也向人们表明，如果人们对自己所做的恶事没有真正的悔意，并真诚地想要改变，神就不会接受这祭物。</w:t>
       </w:r>
     </w:p>
     <w:p>
@@ -764,31 +829,31 @@
         <w:rPr>
           <w:lang w:val="zh_CN" w:bidi="zh_CN"/>
         </w:rPr>
-        <w:t>在旧约的一开始，有几个关于人向神献祭的故事：该隐与亚伯、挪亚和亚伯拉罕。 后来，当神藉著摩西将</w:t>
-      </w:r>
-      <w:r>
-        <w:rPr>
-          <w:lang w:val="zh_CN" w:bidi="zh_CN"/>
-        </w:rPr>
-        <w:t>律法</w:t>
-      </w:r>
-      <w:r>
-        <w:rPr>
-          <w:lang w:val="zh_CN" w:bidi="zh_CN"/>
-        </w:rPr>
-        <w:t>赐给以色列人时，神指示人们如何献祭。 人们不能随意献祭给神：他们必须把祭物带到</w:t>
-      </w:r>
-      <w:r>
-        <w:rPr>
-          <w:lang w:val="zh_CN" w:bidi="zh_CN"/>
-        </w:rPr>
-        <w:t>会幕</w:t>
-      </w:r>
-      <w:r>
-        <w:rPr>
-          <w:lang w:val="zh_CN" w:bidi="zh_CN"/>
-        </w:rPr>
-        <w:t>，后来是带到</w:t>
+        <w:t>耶稣回到</w:t>
+      </w:r>
+      <w:r>
+        <w:rPr>
+          <w:lang w:val="zh_CN" w:bidi="zh_CN"/>
+        </w:rPr>
+        <w:t>天上</w:t>
+      </w:r>
+      <w:r>
+        <w:rPr>
+          <w:lang w:val="zh_CN" w:bidi="zh_CN"/>
+        </w:rPr>
+        <w:t>大约四十年后，罗马人彻底摧毁了</w:t>
+      </w:r>
+      <w:r>
+        <w:rPr>
+          <w:lang w:val="zh_CN" w:bidi="zh_CN"/>
+        </w:rPr>
+        <w:t>耶路撒冷</w:t>
+      </w:r>
+      <w:r>
+        <w:rPr>
+          <w:lang w:val="zh_CN" w:bidi="zh_CN"/>
+        </w:rPr>
+        <w:t>的</w:t>
       </w:r>
       <w:r>
         <w:rPr>
@@ -800,142 +865,6 @@
         <w:rPr>
           <w:lang w:val="zh_CN" w:bidi="zh_CN"/>
         </w:rPr>
-        <w:t>。 会幕是以色列人敬拜神的地方。 以色列人在</w:t>
-      </w:r>
-      <w:r>
-        <w:rPr>
-          <w:lang w:val="zh_CN" w:bidi="zh_CN"/>
-        </w:rPr>
-        <w:t>旷野</w:t>
-      </w:r>
-      <w:r>
-        <w:rPr>
-          <w:lang w:val="zh_CN" w:bidi="zh_CN"/>
-        </w:rPr>
-        <w:t>旅行会携带的一顶帐篷。 后来，当以色列人在自己的国家定居时，他们用一座建筑物取代了会幕，称为圣殿。</w:t>
-      </w:r>
-    </w:p>
-    <w:p>
-      <w:pPr/>
-      <w:r>
-        <w:rPr>
-          <w:lang w:val="zh_CN" w:bidi="zh_CN"/>
-        </w:rPr>
-      </w:r>
-      <w:r>
-        <w:rPr>
-          <w:lang w:val="zh_CN" w:bidi="zh_CN"/>
-        </w:rPr>
-        <w:t>在会幕中，以及后来的圣殿中，</w:t>
-      </w:r>
-      <w:r>
-        <w:rPr>
-          <w:lang w:val="zh_CN" w:bidi="zh_CN"/>
-        </w:rPr>
-        <w:t>祭司</w:t>
-      </w:r>
-      <w:r>
-        <w:rPr>
-          <w:lang w:val="zh_CN" w:bidi="zh_CN"/>
-        </w:rPr>
-        <w:t>是特别的人，是神任命的，代表百姓献祭。 祭司每天都要</w:t>
-      </w:r>
-      <w:r>
-        <w:rPr>
-          <w:lang w:val="zh_CN" w:bidi="zh_CN"/>
-        </w:rPr>
-        <w:t>献祭</w:t>
-      </w:r>
-      <w:r>
-        <w:rPr>
-          <w:lang w:val="zh_CN" w:bidi="zh_CN"/>
-        </w:rPr>
-        <w:t>，也会为节期和仪式特别地献祭。 人们也可以自愿带祭物来。 献祭在敬拜神的过程中非常重要。 因为神是</w:t>
-      </w:r>
-      <w:r>
-        <w:rPr>
-          <w:lang w:val="zh_CN" w:bidi="zh_CN"/>
-        </w:rPr>
-        <w:t>圣洁</w:t>
-      </w:r>
-      <w:r>
-        <w:rPr>
-          <w:lang w:val="zh_CN" w:bidi="zh_CN"/>
-        </w:rPr>
-        <w:t>的，而人是</w:t>
-      </w:r>
-      <w:r>
-        <w:rPr>
-          <w:lang w:val="zh_CN" w:bidi="zh_CN"/>
-        </w:rPr>
-        <w:t>有罪的</w:t>
-      </w:r>
-      <w:r>
-        <w:rPr>
-          <w:lang w:val="zh_CN" w:bidi="zh_CN"/>
-        </w:rPr>
-        <w:t xml:space="preserve"> 你不能来到神的面前。 人们的罪需要被"洁净"。 只有那些在礼仪中已被洁净的</w:t>
-      </w:r>
-      <w:r>
-        <w:rPr>
-          <w:lang w:val="zh_CN" w:bidi="zh_CN"/>
-        </w:rPr>
-        <w:t>洁净</w:t>
-      </w:r>
-      <w:r>
-        <w:rPr>
-          <w:lang w:val="zh_CN" w:bidi="zh_CN"/>
-        </w:rPr>
-        <w:t>人才能来到神面前。 献祭帮助人们称为洁净，使人能够来到神面前。 但是，神也向人们表明，如果人们对自己所做的恶事没有真正的悔意，并真诚地想要改变，神就不会接受这祭物。</w:t>
-      </w:r>
-    </w:p>
-    <w:p>
-      <w:pPr/>
-      <w:r>
-        <w:rPr>
-          <w:lang w:val="zh_CN" w:bidi="zh_CN"/>
-        </w:rPr>
-      </w:r>
-      <w:r>
-        <w:rPr>
-          <w:lang w:val="zh_CN" w:bidi="zh_CN"/>
-        </w:rPr>
-        <w:t>耶稣回到</w:t>
-      </w:r>
-      <w:r>
-        <w:rPr>
-          <w:lang w:val="zh_CN" w:bidi="zh_CN"/>
-        </w:rPr>
-        <w:t>天上</w:t>
-      </w:r>
-      <w:r>
-        <w:rPr>
-          <w:lang w:val="zh_CN" w:bidi="zh_CN"/>
-        </w:rPr>
-        <w:t>大约四十年后，罗马人彻底摧毁了</w:t>
-      </w:r>
-      <w:r>
-        <w:rPr>
-          <w:lang w:val="zh_CN" w:bidi="zh_CN"/>
-        </w:rPr>
-        <w:t>耶路撒冷</w:t>
-      </w:r>
-      <w:r>
-        <w:rPr>
-          <w:lang w:val="zh_CN" w:bidi="zh_CN"/>
-        </w:rPr>
-        <w:t>的</w:t>
-      </w:r>
-      <w:r>
-        <w:rPr>
-          <w:lang w:val="zh_CN" w:bidi="zh_CN"/>
-        </w:rPr>
-        <w:t>圣殿</w:t>
-      </w:r>
-      <w:r>
-        <w:rPr>
-          <w:lang w:val="zh_CN" w:bidi="zh_CN"/>
-        </w:rPr>
         <w:t>。 从那时候起，</w:t>
       </w:r>
       <w:r>
@@ -949,77 +878,6 @@
           <w:lang w:val="zh_CN" w:bidi="zh_CN"/>
         </w:rPr>
         <w:t>不能再献祭给神。 新约教导我们，耶稣本人就是一个完美的祭物。 神因为耶稣的死才饶恕了人。 人们不需要再献祭给神，因为耶稣已经洁净了我们：耶稣使我们可以来到神面前。</w:t>
-      </w:r>
-      <w:r>
-        <w:rPr>
-          <w:lang w:val="zh_CN" w:bidi="zh_CN"/>
-        </w:rPr>
-      </w:r>
-      <w:r>
-        <w:rPr>
-          <w:lang w:val="zh_CN" w:bidi="zh_CN"/>
-        </w:rPr>
-      </w:r>
-    </w:p>
-    <w:p>
-      <w:pPr/>
-      <w:r>
-        <w:rPr>
-          <w:lang w:val="zh_CN" w:bidi="zh_CN"/>
-        </w:rPr>
-      </w:r>
-    </w:p>
-    <w:p>
-      <w:pPr>
-        <w:pStyle w:val="Heading2"/>
-      </w:pPr>
-      <w:r>
-        <w:rPr>
-          <w:lang w:val="zh_CN" w:bidi="zh_CN"/>
-        </w:rPr>
-        <w:t>献祭</w:t>
-      </w:r>
-      <w:r>
-        <w:rPr>
-          <w:lang w:val="zh_CN" w:bidi="zh_CN"/>
-        </w:rPr>
-      </w:r>
-    </w:p>
-    <w:p>
-      <w:pPr>
-        <w:pStyle w:val="Heading4"/>
-      </w:pPr>
-      <w:r>
-        <w:rPr>
-          <w:lang w:val="zh_CN" w:bidi="zh_CN"/>
-        </w:rPr>
-        <w:t>Audio Content</w:t>
-      </w:r>
-    </w:p>
-    <w:p>
-      <w:pPr/>
-      <w:r>
-        <w:rPr>
-          <w:lang w:val="zh_CN" w:bidi="zh_CN"/>
-        </w:rPr>
-      </w:r>
-      <w:hyperlink r:id="rId13">
-        <w:r>
-          <w:rPr>
-            <w:lang w:val="zh_CN" w:bidi="zh_CN"/>
-          </w:rPr>
-          <w:rPr>
-            <w:color w:val="0000EE"/>
-            <w:u w:val="single"/>
-          </w:rPr>
-          <w:t>mp3 file</w:t>
-        </w:r>
-      </w:hyperlink>
-      <w:r>
-        <w:rPr>
-          <w:lang w:val="zh_CN" w:bidi="zh_CN"/>
-        </w:rPr>
-        <w:t xml:space="preserve"> (None KB)</w:t>
       </w:r>
       <w:r>
         <w:rPr>

--- a/zhs/docx/073.content.docx
+++ b/zhs/docx/073.content.docx
@@ -232,48 +232,90 @@
         </w:rPr>
         <w:t>有时这些信息给予人们盼望和鼓励。 即使先知告诉人们他们</w:t>
       </w:r>
-      <w:r>
-        <w:rPr>
-          <w:lang w:val="zh_CN" w:bidi="zh_CN"/>
-        </w:rPr>
-        <w:t>犯罪</w:t>
-      </w:r>
+      <w:hyperlink r:id="rId13">
+        <w:r>
+          <w:rPr>
+            <w:lang w:val="zh_CN" w:bidi="zh_CN"/>
+          </w:rPr>
+          <w:rPr>
+            <w:color w:val="0000EE"/>
+            <w:u w:val="single"/>
+          </w:rPr>
+          <w:t>犯罪</w:t>
+        </w:r>
+      </w:hyperlink>
       <w:r>
         <w:rPr>
           <w:lang w:val="zh_CN" w:bidi="zh_CN"/>
         </w:rPr>
         <w:t>了，应该受到惩罚，他们也在告诉人们神会</w:t>
       </w:r>
-      <w:r>
-        <w:rPr>
-          <w:lang w:val="zh_CN" w:bidi="zh_CN"/>
-        </w:rPr>
-        <w:t>怜悯</w:t>
-      </w:r>
+      <w:hyperlink r:id="rId14">
+        <w:r>
+          <w:rPr>
+            <w:lang w:val="zh_CN" w:bidi="zh_CN"/>
+          </w:rPr>
+          <w:rPr>
+            <w:color w:val="0000EE"/>
+            <w:u w:val="single"/>
+          </w:rPr>
+          <w:t>怜悯</w:t>
+        </w:r>
+      </w:hyperlink>
       <w:r>
         <w:rPr>
           <w:lang w:val="zh_CN" w:bidi="zh_CN"/>
         </w:rPr>
         <w:t>他们，再次拯救他们。 先知给予人们的一个重要信息是，神会差遣一位特别的</w:t>
       </w:r>
-      <w:r>
-        <w:rPr>
-          <w:lang w:val="zh_CN" w:bidi="zh_CN"/>
-        </w:rPr>
-        <w:t>王</w:t>
-      </w:r>
-      <w:r>
-        <w:rPr>
-          <w:lang w:val="zh_CN" w:bidi="zh_CN"/>
-        </w:rPr>
-        <w:t>和救主来帮助他们。 这位特别的王和救主被称为</w:t>
-      </w:r>
-      <w:r>
-        <w:rPr>
-          <w:lang w:val="zh_CN" w:bidi="zh_CN"/>
-        </w:rPr>
-        <w:t>弥赛亚</w:t>
-      </w:r>
+      <w:hyperlink r:id="rId15">
+        <w:r>
+          <w:rPr>
+            <w:lang w:val="zh_CN" w:bidi="zh_CN"/>
+          </w:rPr>
+          <w:rPr>
+            <w:color w:val="0000EE"/>
+            <w:u w:val="single"/>
+          </w:rPr>
+          <w:t>王</w:t>
+        </w:r>
+      </w:hyperlink>
+      <w:r>
+        <w:rPr>
+          <w:lang w:val="zh_CN" w:bidi="zh_CN"/>
+        </w:rPr>
+        <w:t>和</w:t>
+      </w:r>
+      <w:hyperlink r:id="rId16">
+        <w:r>
+          <w:rPr>
+            <w:lang w:val="zh_CN" w:bidi="zh_CN"/>
+          </w:rPr>
+          <w:rPr>
+            <w:color w:val="0000EE"/>
+            <w:u w:val="single"/>
+          </w:rPr>
+          <w:t>救主</w:t>
+        </w:r>
+      </w:hyperlink>
+      <w:r>
+        <w:rPr>
+          <w:lang w:val="zh_CN" w:bidi="zh_CN"/>
+        </w:rPr>
+        <w:t>来帮助他们。 这位特别的王和救主被称为</w:t>
+      </w:r>
+      <w:hyperlink r:id="rId17">
+        <w:r>
+          <w:rPr>
+            <w:lang w:val="zh_CN" w:bidi="zh_CN"/>
+          </w:rPr>
+          <w:rPr>
+            <w:color w:val="0000EE"/>
+            <w:u w:val="single"/>
+          </w:rPr>
+          <w:t>弥赛亚</w:t>
+        </w:r>
+      </w:hyperlink>
       <w:r>
         <w:rPr>
           <w:lang w:val="zh_CN" w:bidi="zh_CN"/>
@@ -305,7 +347,25 @@
         <w:rPr>
           <w:lang w:val="zh_CN" w:bidi="zh_CN"/>
         </w:rPr>
-        <w:t>。 在耶稣出生前的数百年，先知们所说的关于弥赛亚的事，都在耶稣身上应验了。 例如，有一则预言说弥赛亚将出生在伯利恒，耶稣就出生在伯利恒。 也有一则预言说"神的仆人"会受很多苦，并会被人们拒绝。 耶稣曾受苦，并被人们拒绝。 还有更多的例子。 因此，我们说耶稣应验了旧约的预言。</w:t>
+        <w:t>。 在耶稣出生前的数百年，先知们所说的关于弥赛亚的事，都在耶稣身上应验了。 例如，有一则预言说弥赛亚将出生在</w:t>
+      </w:r>
+      <w:hyperlink r:id="rId18">
+        <w:r>
+          <w:rPr>
+            <w:lang w:val="zh_CN" w:bidi="zh_CN"/>
+          </w:rPr>
+          <w:rPr>
+            <w:color w:val="0000EE"/>
+            <w:u w:val="single"/>
+          </w:rPr>
+          <w:t>伯利恒</w:t>
+        </w:r>
+      </w:hyperlink>
+      <w:r>
+        <w:rPr>
+          <w:lang w:val="zh_CN" w:bidi="zh_CN"/>
+        </w:rPr>
+        <w:t>，耶稣就出生在伯利恒。 也有一则预言说"神的仆人"会受很多苦，并会被人们拒绝。 耶稣曾受苦，并被人们拒绝。 还有更多的例子。 因此，我们说耶稣应验了旧约的预言。</w:t>
       </w:r>
     </w:p>
     <w:p>
@@ -321,17 +381,59 @@
         </w:rPr>
         <w:t>先知以不同的方式将神的信息传递给人们。 有时先知会向人们讲一个</w:t>
       </w:r>
-      <w:r>
-        <w:rPr>
-          <w:lang w:val="zh_CN" w:bidi="zh_CN"/>
-        </w:rPr>
-        <w:t>比喻</w:t>
-      </w:r>
-      <w:r>
-        <w:rPr>
-          <w:lang w:val="zh_CN" w:bidi="zh_CN"/>
-        </w:rPr>
-        <w:t>，即一个具有特殊意义的故事。 有时先知会表演一些戏剧，以帮助人们理解信息。 例如，神告诉先知耶利米在脖子上挂着沉重的木轭，四处走动一阵子，木轭通常是用于控制在田间为人们劳作的动物的。 耶利米使用这个轭作为象征，告诉人们巴比伦人很快就会控制以色列人。 神告诉先知何西阿娶一个妓女，祂告诉先知以西结连续几个星期侧卧不动。 这些戏剧性的行动帮助人们看到当神传递这些信息时，祂是多么认真。</w:t>
+      <w:hyperlink r:id="rId19">
+        <w:r>
+          <w:rPr>
+            <w:lang w:val="zh_CN" w:bidi="zh_CN"/>
+          </w:rPr>
+          <w:rPr>
+            <w:color w:val="0000EE"/>
+            <w:u w:val="single"/>
+          </w:rPr>
+          <w:t>比喻</w:t>
+        </w:r>
+      </w:hyperlink>
+      <w:r>
+        <w:rPr>
+          <w:lang w:val="zh_CN" w:bidi="zh_CN"/>
+        </w:rPr>
+        <w:t>，即一个具有特殊意义的故事。 有时先知会表演一些戏剧，以帮助人们理解信息。 例如，神告诉先知耶利米在脖子上挂着沉重的木</w:t>
+      </w:r>
+      <w:hyperlink r:id="rId20">
+        <w:r>
+          <w:rPr>
+            <w:lang w:val="zh_CN" w:bidi="zh_CN"/>
+          </w:rPr>
+          <w:rPr>
+            <w:color w:val="0000EE"/>
+            <w:u w:val="single"/>
+          </w:rPr>
+          <w:t>轭</w:t>
+        </w:r>
+      </w:hyperlink>
+      <w:r>
+        <w:rPr>
+          <w:lang w:val="zh_CN" w:bidi="zh_CN"/>
+        </w:rPr>
+        <w:t>，四处走动一阵子，木轭通常是用于控制在田间为人们劳作的动物的。 耶利米使用这个轭作为象征，告诉人们巴比伦人很快就会控制</w:t>
+      </w:r>
+      <w:hyperlink r:id="rId21">
+        <w:r>
+          <w:rPr>
+            <w:lang w:val="zh_CN" w:bidi="zh_CN"/>
+          </w:rPr>
+          <w:rPr>
+            <w:color w:val="0000EE"/>
+            <w:u w:val="single"/>
+          </w:rPr>
+          <w:t>以色列人</w:t>
+        </w:r>
+      </w:hyperlink>
+      <w:r>
+        <w:rPr>
+          <w:lang w:val="zh_CN" w:bidi="zh_CN"/>
+        </w:rPr>
+        <w:t>。 神告诉先知何西阿娶一个妓女，祂告诉先知以西结连续几个星期侧卧不动。 这些戏剧性的行动帮助人们看到当神传递这些信息时，祂是多么认真。</w:t>
       </w:r>
     </w:p>
     <w:p>
@@ -347,17 +449,41 @@
         </w:rPr>
         <w:t>神通过</w:t>
       </w:r>
-      <w:r>
-        <w:rPr>
-          <w:lang w:val="zh_CN" w:bidi="zh_CN"/>
-        </w:rPr>
-        <w:t>圣灵</w:t>
-      </w:r>
-      <w:r>
-        <w:rPr>
-          <w:lang w:val="zh_CN" w:bidi="zh_CN"/>
-        </w:rPr>
-        <w:t>的大能将祂的信息赐给先知们。 我们不确切知道这是如何运作的。 有时，先知会做梦或见到异象。 也许有时神赐给先知一个特别的启示，然后先知知道有些事情是真的。 也许神有时会向先知说话。 无论哪种方式，先知随后可能使用他自己的话语和创造力将这个信息或来自神的启示传递给百姓。</w:t>
+      <w:hyperlink r:id="rId22">
+        <w:r>
+          <w:rPr>
+            <w:lang w:val="zh_CN" w:bidi="zh_CN"/>
+          </w:rPr>
+          <w:rPr>
+            <w:color w:val="0000EE"/>
+            <w:u w:val="single"/>
+          </w:rPr>
+          <w:t>圣灵</w:t>
+        </w:r>
+      </w:hyperlink>
+      <w:r>
+        <w:rPr>
+          <w:lang w:val="zh_CN" w:bidi="zh_CN"/>
+        </w:rPr>
+        <w:t>的大能将祂的信息赐给先知们。 我们不确切知道这是如何运作的。 有时，先知会做梦或见到</w:t>
+      </w:r>
+      <w:hyperlink r:id="rId23">
+        <w:r>
+          <w:rPr>
+            <w:lang w:val="zh_CN" w:bidi="zh_CN"/>
+          </w:rPr>
+          <w:rPr>
+            <w:color w:val="0000EE"/>
+            <w:u w:val="single"/>
+          </w:rPr>
+          <w:t>异象</w:t>
+        </w:r>
+      </w:hyperlink>
+      <w:r>
+        <w:rPr>
+          <w:lang w:val="zh_CN" w:bidi="zh_CN"/>
+        </w:rPr>
+        <w:t>。 也许有时神赐给先知一个特别的启示，然后先知知道有些事情是真的。 也许神有时会向先知说话。 无论哪种方式，先知随后可能使用他自己的话语和创造力将这个信息或来自神的启示传递给百姓。</w:t>
       </w:r>
     </w:p>
     <w:p>
@@ -373,24 +499,36 @@
         </w:rPr>
         <w:t>先知们经常写下这些信息，或者其他人为他们写下这些话。 旧约中的许多书卷是神通过先知赐给人们的信息。 这就是为什么</w:t>
       </w:r>
-      <w:r>
-        <w:rPr>
-          <w:lang w:val="zh_CN" w:bidi="zh_CN"/>
-        </w:rPr>
-        <w:t>犹太人</w:t>
-      </w:r>
+      <w:hyperlink r:id="rId24">
+        <w:r>
+          <w:rPr>
+            <w:lang w:val="zh_CN" w:bidi="zh_CN"/>
+          </w:rPr>
+          <w:rPr>
+            <w:color w:val="0000EE"/>
+            <w:u w:val="single"/>
+          </w:rPr>
+          <w:t>犹太人</w:t>
+        </w:r>
+      </w:hyperlink>
       <w:r>
         <w:rPr>
           <w:lang w:val="zh_CN" w:bidi="zh_CN"/>
         </w:rPr>
         <w:t>经常使用"先知"或"律法和先知"这个词来指代圣经中我们现在称之为旧约的部分。 "</w:t>
       </w:r>
-      <w:r>
-        <w:rPr>
-          <w:lang w:val="zh_CN" w:bidi="zh_CN"/>
-        </w:rPr>
-        <w:t>律法</w:t>
-      </w:r>
+      <w:hyperlink r:id="rId25">
+        <w:r>
+          <w:rPr>
+            <w:lang w:val="zh_CN" w:bidi="zh_CN"/>
+          </w:rPr>
+          <w:rPr>
+            <w:color w:val="0000EE"/>
+            <w:u w:val="single"/>
+          </w:rPr>
+          <w:t>律法</w:t>
+        </w:r>
+      </w:hyperlink>
       <w:r>
         <w:rPr>
           <w:lang w:val="zh_CN" w:bidi="zh_CN"/>
@@ -489,7 +627,25 @@
         <w:rPr>
           <w:lang w:val="zh_CN" w:bidi="zh_CN"/>
         </w:rPr>
-        <w:t>在旧约中，我们有时会听到一群先知。 这些先知与我们到目前为止所提到的先知略有不同。 这些其它类型的先知会遵循某种仪式，例如听某人演奏乐器，然后他们会进入催眠状态。 这意味着他们不是完全清醒，也不是完全睡着了。 在这种状态下，神有时会赐给他们一些特别的启示。 当人们想知道该做什么时，他们有时会去找这样的先知，然后先知会尝试进入这种催眠状态，希望从神那里得到关于这个人必须做什么的信息。 陷入这种催眠状态的人也可以开始赞美和敬拜神。</w:t>
+        <w:t>在旧约中，我们有时会听到一群先知。 这些先知与我们到目前为止所提到的先知略有不同。 这些其它类型的先知会遵循某种仪式，例如听某人演奏乐器，然后他们会进入催眠状态。 这意味着他们不是完全清醒，也不是完全睡着了。 在这种状态下，神有时会赐给他们一些特别的启示。 当人们想知道该做什么时，他们有时会去找这样的先知，然后先知会尝试进入这种催眠状态，希望从神那里得到关于这个人必须做什么的信息。 陷入这种催眠状态的人也可以开始赞美和</w:t>
+      </w:r>
+      <w:hyperlink r:id="rId26">
+        <w:r>
+          <w:rPr>
+            <w:lang w:val="zh_CN" w:bidi="zh_CN"/>
+          </w:rPr>
+          <w:rPr>
+            <w:color w:val="0000EE"/>
+            <w:u w:val="single"/>
+          </w:rPr>
+          <w:t>敬拜</w:t>
+        </w:r>
+      </w:hyperlink>
+      <w:r>
+        <w:rPr>
+          <w:lang w:val="zh_CN" w:bidi="zh_CN"/>
+        </w:rPr>
+        <w:t>神。</w:t>
       </w:r>
     </w:p>
     <w:p>
@@ -505,17 +661,41 @@
         </w:rPr>
         <w:t>在新约中，保罗教导我们，</w:t>
       </w:r>
-      <w:r>
-        <w:rPr>
-          <w:lang w:val="zh_CN" w:bidi="zh_CN"/>
-        </w:rPr>
-        <w:t>圣灵</w:t>
-      </w:r>
-      <w:r>
-        <w:rPr>
-          <w:lang w:val="zh_CN" w:bidi="zh_CN"/>
-        </w:rPr>
-        <w:t>赐给一些人说预言的能力。 通过圣灵，神可以赐给这些信徒一些特别的知识或见解，这是为了教会的益处。 保罗称之为说预言的恩赐。 不是每个信徒都有这个恩赐，因为圣灵将不同的恩赐赐给不同的人。</w:t>
+      <w:hyperlink r:id="rId22">
+        <w:r>
+          <w:rPr>
+            <w:lang w:val="zh_CN" w:bidi="zh_CN"/>
+          </w:rPr>
+          <w:rPr>
+            <w:color w:val="0000EE"/>
+            <w:u w:val="single"/>
+          </w:rPr>
+          <w:t>圣灵</w:t>
+        </w:r>
+      </w:hyperlink>
+      <w:r>
+        <w:rPr>
+          <w:lang w:val="zh_CN" w:bidi="zh_CN"/>
+        </w:rPr>
+        <w:t>赐给一些人说预言的能力。 通过圣灵，神可以赐给这些</w:t>
+      </w:r>
+      <w:hyperlink r:id="rId27">
+        <w:r>
+          <w:rPr>
+            <w:lang w:val="zh_CN" w:bidi="zh_CN"/>
+          </w:rPr>
+          <w:rPr>
+            <w:color w:val="0000EE"/>
+            <w:u w:val="single"/>
+          </w:rPr>
+          <w:t>信徒</w:t>
+        </w:r>
+      </w:hyperlink>
+      <w:r>
+        <w:rPr>
+          <w:lang w:val="zh_CN" w:bidi="zh_CN"/>
+        </w:rPr>
+        <w:t>一些特别的知识或见解，这是为了教会的益处。 保罗称之为说预言的恩赐。 不是每个信徒都有这个恩赐，因为圣灵将不同的恩赐赐给不同的人。</w:t>
       </w:r>
     </w:p>
     <w:p>
@@ -560,12 +740,18 @@
         </w:rPr>
         <w:t>小心不要让人们混淆你为</w:t>
       </w:r>
-      <w:r>
-        <w:rPr>
-          <w:lang w:val="zh_CN" w:bidi="zh_CN"/>
-        </w:rPr>
-        <w:t>天使</w:t>
-      </w:r>
+      <w:hyperlink r:id="rId28">
+        <w:r>
+          <w:rPr>
+            <w:lang w:val="zh_CN" w:bidi="zh_CN"/>
+          </w:rPr>
+          <w:rPr>
+            <w:color w:val="0000EE"/>
+            <w:u w:val="single"/>
+          </w:rPr>
+          <w:t>天使</w:t>
+        </w:r>
+      </w:hyperlink>
       <w:r>
         <w:rPr>
           <w:lang w:val="zh_CN" w:bidi="zh_CN"/>
@@ -667,14 +853,74 @@
         <w:rPr>
           <w:lang w:val="zh_CN" w:bidi="zh_CN"/>
         </w:rPr>
-        <w:t>是献给神礼物。 人们经常把礼物放在一个用土或大石头制成的平台上，这个平台被称为祭坛。 献祭的目的可能是人们想要为某事感谢神、敬拜神、坚定他们与神的关系，或者为他们所做错的事寻求</w:t>
-      </w:r>
-      <w:r>
-        <w:rPr>
-          <w:lang w:val="zh_CN" w:bidi="zh_CN"/>
-        </w:rPr>
-        <w:t>饶恕</w:t>
-      </w:r>
+        <w:t>是献给神礼物。 人们经常把礼物放在一个用土或大石头制成的平台上，这个平台被称为</w:t>
+      </w:r>
+      <w:hyperlink r:id="rId29">
+        <w:r>
+          <w:rPr>
+            <w:lang w:val="zh_CN" w:bidi="zh_CN"/>
+          </w:rPr>
+          <w:rPr>
+            <w:color w:val="0000EE"/>
+            <w:u w:val="single"/>
+          </w:rPr>
+          <w:t>祭坛</w:t>
+        </w:r>
+      </w:hyperlink>
+      <w:r>
+        <w:rPr>
+          <w:lang w:val="zh_CN" w:bidi="zh_CN"/>
+        </w:rPr>
+        <w:t>。 献祭的目的可能是人们想要为某事感谢神、</w:t>
+      </w:r>
+      <w:hyperlink r:id="rId26">
+        <w:r>
+          <w:rPr>
+            <w:lang w:val="zh_CN" w:bidi="zh_CN"/>
+          </w:rPr>
+          <w:rPr>
+            <w:color w:val="0000EE"/>
+            <w:u w:val="single"/>
+          </w:rPr>
+          <w:t>敬拜</w:t>
+        </w:r>
+      </w:hyperlink>
+      <w:r>
+        <w:rPr>
+          <w:lang w:val="zh_CN" w:bidi="zh_CN"/>
+        </w:rPr>
+        <w:t>神、坚定他们与神的</w:t>
+      </w:r>
+      <w:hyperlink r:id="rId30">
+        <w:r>
+          <w:rPr>
+            <w:lang w:val="zh_CN" w:bidi="zh_CN"/>
+          </w:rPr>
+          <w:rPr>
+            <w:color w:val="0000EE"/>
+            <w:u w:val="single"/>
+          </w:rPr>
+          <w:t>关系</w:t>
+        </w:r>
+      </w:hyperlink>
+      <w:r>
+        <w:rPr>
+          <w:lang w:val="zh_CN" w:bidi="zh_CN"/>
+        </w:rPr>
+        <w:t>，或者为他们所做错的事寻求</w:t>
+      </w:r>
+      <w:hyperlink r:id="rId31">
+        <w:r>
+          <w:rPr>
+            <w:lang w:val="zh_CN" w:bidi="zh_CN"/>
+          </w:rPr>
+          <w:rPr>
+            <w:color w:val="0000EE"/>
+            <w:u w:val="single"/>
+          </w:rPr>
+          <w:t>饶恕</w:t>
+        </w:r>
+      </w:hyperlink>
       <w:r>
         <w:rPr>
           <w:lang w:val="zh_CN" w:bidi="zh_CN"/>
@@ -693,50 +939,110 @@
         <w:rPr>
           <w:lang w:val="zh_CN" w:bidi="zh_CN"/>
         </w:rPr>
-        <w:t>在旧约的一开始，有几个关于人向神献祭的故事：该隐与亚伯、挪亚和亚伯拉罕。 后来，当神藉著摩西将</w:t>
-      </w:r>
-      <w:r>
-        <w:rPr>
-          <w:lang w:val="zh_CN" w:bidi="zh_CN"/>
-        </w:rPr>
-        <w:t>律法</w:t>
-      </w:r>
-      <w:r>
-        <w:rPr>
-          <w:lang w:val="zh_CN" w:bidi="zh_CN"/>
-        </w:rPr>
-        <w:t>赐给以色列人时，神指示人们如何献祭。 人们不能随意献祭给神：他们必须把祭物带到</w:t>
-      </w:r>
-      <w:r>
-        <w:rPr>
-          <w:lang w:val="zh_CN" w:bidi="zh_CN"/>
-        </w:rPr>
-        <w:t>会幕</w:t>
-      </w:r>
+        <w:t>在旧约的一开始，有几个关于人向神献祭的故事：该隐与亚伯、挪亚和</w:t>
+      </w:r>
+      <w:hyperlink r:id="rId32">
+        <w:r>
+          <w:rPr>
+            <w:lang w:val="zh_CN" w:bidi="zh_CN"/>
+          </w:rPr>
+          <w:rPr>
+            <w:color w:val="0000EE"/>
+            <w:u w:val="single"/>
+          </w:rPr>
+          <w:t>亚伯拉罕</w:t>
+        </w:r>
+      </w:hyperlink>
+      <w:r>
+        <w:rPr>
+          <w:lang w:val="zh_CN" w:bidi="zh_CN"/>
+        </w:rPr>
+        <w:t>。 后来，当神藉著摩西将</w:t>
+      </w:r>
+      <w:hyperlink r:id="rId25">
+        <w:r>
+          <w:rPr>
+            <w:lang w:val="zh_CN" w:bidi="zh_CN"/>
+          </w:rPr>
+          <w:rPr>
+            <w:color w:val="0000EE"/>
+            <w:u w:val="single"/>
+          </w:rPr>
+          <w:t>律法</w:t>
+        </w:r>
+      </w:hyperlink>
+      <w:r>
+        <w:rPr>
+          <w:lang w:val="zh_CN" w:bidi="zh_CN"/>
+        </w:rPr>
+        <w:t>赐给</w:t>
+      </w:r>
+      <w:hyperlink r:id="rId21">
+        <w:r>
+          <w:rPr>
+            <w:lang w:val="zh_CN" w:bidi="zh_CN"/>
+          </w:rPr>
+          <w:rPr>
+            <w:color w:val="0000EE"/>
+            <w:u w:val="single"/>
+          </w:rPr>
+          <w:t>以色列人</w:t>
+        </w:r>
+      </w:hyperlink>
+      <w:r>
+        <w:rPr>
+          <w:lang w:val="zh_CN" w:bidi="zh_CN"/>
+        </w:rPr>
+        <w:t>时，神指示人们如何献祭。 人们不能随意献祭给神：他们必须把祭物带到</w:t>
+      </w:r>
+      <w:hyperlink r:id="rId33">
+        <w:r>
+          <w:rPr>
+            <w:lang w:val="zh_CN" w:bidi="zh_CN"/>
+          </w:rPr>
+          <w:rPr>
+            <w:color w:val="0000EE"/>
+            <w:u w:val="single"/>
+          </w:rPr>
+          <w:t>会幕</w:t>
+        </w:r>
+      </w:hyperlink>
       <w:r>
         <w:rPr>
           <w:lang w:val="zh_CN" w:bidi="zh_CN"/>
         </w:rPr>
         <w:t>，后来是带到</w:t>
       </w:r>
-      <w:r>
-        <w:rPr>
-          <w:lang w:val="zh_CN" w:bidi="zh_CN"/>
-        </w:rPr>
-        <w:t>圣殿</w:t>
-      </w:r>
+      <w:hyperlink r:id="rId34">
+        <w:r>
+          <w:rPr>
+            <w:lang w:val="zh_CN" w:bidi="zh_CN"/>
+          </w:rPr>
+          <w:rPr>
+            <w:color w:val="0000EE"/>
+            <w:u w:val="single"/>
+          </w:rPr>
+          <w:t>圣殿</w:t>
+        </w:r>
+      </w:hyperlink>
       <w:r>
         <w:rPr>
           <w:lang w:val="zh_CN" w:bidi="zh_CN"/>
         </w:rPr>
         <w:t>。 会幕是以色列人敬拜神的地方。 以色列人在</w:t>
       </w:r>
-      <w:r>
-        <w:rPr>
-          <w:lang w:val="zh_CN" w:bidi="zh_CN"/>
-        </w:rPr>
-        <w:t>旷野</w:t>
-      </w:r>
+      <w:hyperlink r:id="rId35">
+        <w:r>
+          <w:rPr>
+            <w:lang w:val="zh_CN" w:bidi="zh_CN"/>
+          </w:rPr>
+          <w:rPr>
+            <w:color w:val="0000EE"/>
+            <w:u w:val="single"/>
+          </w:rPr>
+          <w:t>旷野</w:t>
+        </w:r>
+      </w:hyperlink>
       <w:r>
         <w:rPr>
           <w:lang w:val="zh_CN" w:bidi="zh_CN"/>
@@ -757,60 +1063,90 @@
         </w:rPr>
         <w:t>在会幕中，以及后来的圣殿中，</w:t>
       </w:r>
-      <w:r>
-        <w:rPr>
-          <w:lang w:val="zh_CN" w:bidi="zh_CN"/>
-        </w:rPr>
-        <w:t>祭司</w:t>
-      </w:r>
+      <w:hyperlink r:id="rId36">
+        <w:r>
+          <w:rPr>
+            <w:lang w:val="zh_CN" w:bidi="zh_CN"/>
+          </w:rPr>
+          <w:rPr>
+            <w:color w:val="0000EE"/>
+            <w:u w:val="single"/>
+          </w:rPr>
+          <w:t>祭司</w:t>
+        </w:r>
+      </w:hyperlink>
       <w:r>
         <w:rPr>
           <w:lang w:val="zh_CN" w:bidi="zh_CN"/>
         </w:rPr>
         <w:t>是特别的人，是神任命的，代表百姓献祭。 祭司每天都要</w:t>
       </w:r>
-      <w:r>
-        <w:rPr>
-          <w:lang w:val="zh_CN" w:bidi="zh_CN"/>
-        </w:rPr>
-        <w:t>献祭</w:t>
-      </w:r>
+      <w:hyperlink r:id="rId37">
+        <w:r>
+          <w:rPr>
+            <w:lang w:val="zh_CN" w:bidi="zh_CN"/>
+          </w:rPr>
+          <w:rPr>
+            <w:color w:val="0000EE"/>
+            <w:u w:val="single"/>
+          </w:rPr>
+          <w:t>献祭</w:t>
+        </w:r>
+      </w:hyperlink>
       <w:r>
         <w:rPr>
           <w:lang w:val="zh_CN" w:bidi="zh_CN"/>
         </w:rPr>
         <w:t>，也会为节期和仪式特别地献祭。 人们也可以自愿带祭物来。 献祭在敬拜神的过程中非常重要。 因为神是</w:t>
       </w:r>
-      <w:r>
-        <w:rPr>
-          <w:lang w:val="zh_CN" w:bidi="zh_CN"/>
-        </w:rPr>
-        <w:t>圣洁</w:t>
-      </w:r>
+      <w:hyperlink r:id="rId38">
+        <w:r>
+          <w:rPr>
+            <w:lang w:val="zh_CN" w:bidi="zh_CN"/>
+          </w:rPr>
+          <w:rPr>
+            <w:color w:val="0000EE"/>
+            <w:u w:val="single"/>
+          </w:rPr>
+          <w:t>圣洁</w:t>
+        </w:r>
+      </w:hyperlink>
       <w:r>
         <w:rPr>
           <w:lang w:val="zh_CN" w:bidi="zh_CN"/>
         </w:rPr>
         <w:t>的，而人是</w:t>
       </w:r>
-      <w:r>
-        <w:rPr>
-          <w:lang w:val="zh_CN" w:bidi="zh_CN"/>
-        </w:rPr>
-        <w:t>有罪的</w:t>
-      </w:r>
+      <w:hyperlink r:id="rId13">
+        <w:r>
+          <w:rPr>
+            <w:lang w:val="zh_CN" w:bidi="zh_CN"/>
+          </w:rPr>
+          <w:rPr>
+            <w:color w:val="0000EE"/>
+            <w:u w:val="single"/>
+          </w:rPr>
+          <w:t>有罪的</w:t>
+        </w:r>
+      </w:hyperlink>
       <w:r>
         <w:rPr>
           <w:lang w:val="zh_CN" w:bidi="zh_CN"/>
         </w:rPr>
         <w:t xml:space="preserve"> 你不能来到神的面前。 人们的罪需要被"洁净"。 只有那些在礼仪中已被洁净的</w:t>
       </w:r>
-      <w:r>
-        <w:rPr>
-          <w:lang w:val="zh_CN" w:bidi="zh_CN"/>
-        </w:rPr>
-        <w:t>洁净</w:t>
-      </w:r>
+      <w:hyperlink r:id="rId39">
+        <w:r>
+          <w:rPr>
+            <w:lang w:val="zh_CN" w:bidi="zh_CN"/>
+          </w:rPr>
+          <w:rPr>
+            <w:color w:val="0000EE"/>
+            <w:u w:val="single"/>
+          </w:rPr>
+          <w:t>洁净</w:t>
+        </w:r>
+      </w:hyperlink>
       <w:r>
         <w:rPr>
           <w:lang w:val="zh_CN" w:bidi="zh_CN"/>
@@ -831,48 +1167,72 @@
         </w:rPr>
         <w:t>耶稣回到</w:t>
       </w:r>
-      <w:r>
-        <w:rPr>
-          <w:lang w:val="zh_CN" w:bidi="zh_CN"/>
-        </w:rPr>
-        <w:t>天上</w:t>
-      </w:r>
+      <w:hyperlink r:id="rId40">
+        <w:r>
+          <w:rPr>
+            <w:lang w:val="zh_CN" w:bidi="zh_CN"/>
+          </w:rPr>
+          <w:rPr>
+            <w:color w:val="0000EE"/>
+            <w:u w:val="single"/>
+          </w:rPr>
+          <w:t>天上</w:t>
+        </w:r>
+      </w:hyperlink>
       <w:r>
         <w:rPr>
           <w:lang w:val="zh_CN" w:bidi="zh_CN"/>
         </w:rPr>
         <w:t>大约四十年后，罗马人彻底摧毁了</w:t>
       </w:r>
-      <w:r>
-        <w:rPr>
-          <w:lang w:val="zh_CN" w:bidi="zh_CN"/>
-        </w:rPr>
-        <w:t>耶路撒冷</w:t>
-      </w:r>
+      <w:hyperlink r:id="rId41">
+        <w:r>
+          <w:rPr>
+            <w:lang w:val="zh_CN" w:bidi="zh_CN"/>
+          </w:rPr>
+          <w:rPr>
+            <w:color w:val="0000EE"/>
+            <w:u w:val="single"/>
+          </w:rPr>
+          <w:t>耶路撒冷</w:t>
+        </w:r>
+      </w:hyperlink>
       <w:r>
         <w:rPr>
           <w:lang w:val="zh_CN" w:bidi="zh_CN"/>
         </w:rPr>
         <w:t>的</w:t>
       </w:r>
-      <w:r>
-        <w:rPr>
-          <w:lang w:val="zh_CN" w:bidi="zh_CN"/>
-        </w:rPr>
-        <w:t>圣殿</w:t>
-      </w:r>
+      <w:hyperlink r:id="rId34">
+        <w:r>
+          <w:rPr>
+            <w:lang w:val="zh_CN" w:bidi="zh_CN"/>
+          </w:rPr>
+          <w:rPr>
+            <w:color w:val="0000EE"/>
+            <w:u w:val="single"/>
+          </w:rPr>
+          <w:t>圣殿</w:t>
+        </w:r>
+      </w:hyperlink>
       <w:r>
         <w:rPr>
           <w:lang w:val="zh_CN" w:bidi="zh_CN"/>
         </w:rPr>
         <w:t>。 从那时候起，</w:t>
       </w:r>
-      <w:r>
-        <w:rPr>
-          <w:lang w:val="zh_CN" w:bidi="zh_CN"/>
-        </w:rPr>
-        <w:t>犹太人</w:t>
-      </w:r>
+      <w:hyperlink r:id="rId24">
+        <w:r>
+          <w:rPr>
+            <w:lang w:val="zh_CN" w:bidi="zh_CN"/>
+          </w:rPr>
+          <w:rPr>
+            <w:color w:val="0000EE"/>
+            <w:u w:val="single"/>
+          </w:rPr>
+          <w:t>犹太人</w:t>
+        </w:r>
+      </w:hyperlink>
       <w:r>
         <w:rPr>
           <w:lang w:val="zh_CN" w:bidi="zh_CN"/>
